--- a/runs/ppo_v3/课程报告_专利格式.docx
+++ b/runs/ppo_v3/课程报告_专利格式.docx
@@ -375,7 +375,7 @@
           <w:i w:val="0"/>
           <w:sz w:val="26"/>
         </w:rPr>
-        <w:t>院    系：  航天学院 控制科学与工程</w:t>
+        <w:t>院    系：  计算学部 人工智能</w:t>
       </w:r>
     </w:p>
     <w:p>
@@ -390,7 +390,7 @@
           <w:i w:val="0"/>
           <w:sz w:val="26"/>
         </w:rPr>
-        <w:t>设 计 者：  〔填写姓名〕</w:t>
+        <w:t>设 计 者：  裴志轩</w:t>
       </w:r>
     </w:p>
     <w:p>
@@ -405,7 +405,7 @@
           <w:i w:val="0"/>
           <w:sz w:val="26"/>
         </w:rPr>
-        <w:t>学    号：  〔填写学号〕</w:t>
+        <w:t>学    号：  2024113035</w:t>
       </w:r>
     </w:p>
     <w:p>

--- a/runs/ppo_v3/课程报告_专利格式.docx
+++ b/runs/ppo_v3/课程报告_专利格式.docx
@@ -1251,7 +1251,21 @@
           <w:i w:val="0"/>
           <w:sz w:val="21"/>
         </w:rPr>
-        <w:t>图 13 为本发明可视化仿真系统的运行界面效果图。</w:t>
+        <w:t>图 13 为本发明可视化仿真系统的运行界面效果图；</w:t>
+      </w:r>
+    </w:p>
+    <w:p>
+      <w:pPr>
+        <w:spacing w:after="60" w:before="0" w:line="360" w:lineRule="auto"/>
+      </w:pPr>
+      <w:r>
+        <w:rPr>
+          <w:rFonts w:ascii="Times New Roman" w:hAnsi="Times New Roman" w:eastAsia="宋体"/>
+          <w:b w:val="0"/>
+          <w:i w:val="0"/>
+          <w:sz w:val="21"/>
+        </w:rPr>
+        <w:t>图 14 为本发明在不同推力退化程度下的分层成功率对比图，示出基线与本发明的成功率随交付推力下降的变化及二者增益。</w:t>
       </w:r>
     </w:p>
     <w:p>
@@ -5011,6 +5025,1162 @@
     </w:p>
     <w:p>
       <w:pPr>
+        <w:spacing w:before="180" w:after="80" w:line="336" w:lineRule="auto"/>
+      </w:pPr>
+      <w:r>
+        <w:rPr>
+          <w:rFonts w:ascii="Times New Roman" w:hAnsi="Times New Roman" w:eastAsia="黑体"/>
+          <w:b/>
+          <w:i w:val="0"/>
+          <w:sz w:val="22"/>
+        </w:rPr>
+        <w:t>实施例九：不同推力退化程度下的分层评估</w:t>
+      </w:r>
+    </w:p>
+    <w:p>
+      <w:pPr>
+        <w:spacing w:after="120" w:before="0" w:line="360" w:lineRule="auto"/>
+        <w:ind w:firstLine="420"/>
+      </w:pPr>
+      <w:r>
+        <w:rPr>
+          <w:rFonts w:ascii="Times New Roman" w:hAnsi="Times New Roman" w:eastAsia="宋体"/>
+          <w:b w:val="0"/>
+          <w:i w:val="0"/>
+          <w:sz w:val="21"/>
+        </w:rPr>
+        <w:t>上述评估在整个偏离标称工况的包线上取平均，可能掩盖本发明的增益在何处产生。为此将每回合抽取的交付推力与额定推力之比划分为若干窄带，在相同随机种子的配对条件下分别评估基线与本发明。由于退化系数无论取值区间如何都只消耗一个随机数，各带的初始条件与风场完全相同，唯一变化的是交付推力。</w:t>
+      </w:r>
+    </w:p>
+    <w:p>
+      <w:pPr>
+        <w:spacing w:before="120" w:after="60"/>
+        <w:jc w:val="center"/>
+      </w:pPr>
+      <w:r>
+        <w:rPr>
+          <w:rFonts w:ascii="Times New Roman" w:hAnsi="Times New Roman" w:eastAsia="宋体"/>
+          <w:b w:val="0"/>
+          <w:i w:val="0"/>
+          <w:sz w:val="18"/>
+        </w:rPr>
+        <w:t>表 6  推力退化分层评估（每带 100 局，配对比较）</w:t>
+      </w:r>
+    </w:p>
+    <w:tbl>
+      <w:tblPr>
+        <w:tblStyle w:val="TableGrid"/>
+        <w:tblW w:type="auto" w:w="0"/>
+        <w:jc w:val="center"/>
+        <w:tblLook w:firstColumn="1" w:firstRow="1" w:lastColumn="0" w:lastRow="0" w:noHBand="0" w:noVBand="1" w:val="04A0"/>
+      </w:tblPr>
+      <w:tblGrid>
+        <w:gridCol w:w="1255"/>
+        <w:gridCol w:w="1255"/>
+        <w:gridCol w:w="1255"/>
+        <w:gridCol w:w="1255"/>
+        <w:gridCol w:w="1255"/>
+        <w:gridCol w:w="1255"/>
+        <w:gridCol w:w="1255"/>
+      </w:tblGrid>
+      <w:tr>
+        <w:tc>
+          <w:tcPr>
+            <w:tcW w:type="dxa" w:w="1255"/>
+          </w:tcPr>
+          <w:p>
+            <w:pPr>
+              <w:spacing w:after="0"/>
+              <w:jc w:val="center"/>
+            </w:pPr>
+            <w:r/>
+            <w:r>
+              <w:rPr>
+                <w:rFonts w:ascii="Times New Roman" w:hAnsi="Times New Roman" w:eastAsia="宋体"/>
+                <w:b/>
+                <w:i w:val="0"/>
+                <w:sz w:val="18"/>
+              </w:rPr>
+              <w:t>推力比区间</w:t>
+            </w:r>
+          </w:p>
+        </w:tc>
+        <w:tc>
+          <w:tcPr>
+            <w:tcW w:type="dxa" w:w="1255"/>
+          </w:tcPr>
+          <w:p>
+            <w:pPr>
+              <w:spacing w:after="0"/>
+              <w:jc w:val="center"/>
+            </w:pPr>
+            <w:r/>
+            <w:r>
+              <w:rPr>
+                <w:rFonts w:ascii="Times New Roman" w:hAnsi="Times New Roman" w:eastAsia="宋体"/>
+                <w:b/>
+                <w:i w:val="0"/>
+                <w:sz w:val="18"/>
+              </w:rPr>
+              <w:t>实际均值</w:t>
+            </w:r>
+          </w:p>
+        </w:tc>
+        <w:tc>
+          <w:tcPr>
+            <w:tcW w:type="dxa" w:w="1255"/>
+          </w:tcPr>
+          <w:p>
+            <w:pPr>
+              <w:spacing w:after="0"/>
+              <w:jc w:val="center"/>
+            </w:pPr>
+            <w:r/>
+            <w:r>
+              <w:rPr>
+                <w:rFonts w:ascii="Times New Roman" w:hAnsi="Times New Roman" w:eastAsia="宋体"/>
+                <w:b/>
+                <w:i w:val="0"/>
+                <w:sz w:val="18"/>
+              </w:rPr>
+              <w:t>基线</w:t>
+            </w:r>
+          </w:p>
+        </w:tc>
+        <w:tc>
+          <w:tcPr>
+            <w:tcW w:type="dxa" w:w="1255"/>
+          </w:tcPr>
+          <w:p>
+            <w:pPr>
+              <w:spacing w:after="0"/>
+              <w:jc w:val="center"/>
+            </w:pPr>
+            <w:r/>
+            <w:r>
+              <w:rPr>
+                <w:rFonts w:ascii="Times New Roman" w:hAnsi="Times New Roman" w:eastAsia="宋体"/>
+                <w:b/>
+                <w:i w:val="0"/>
+                <w:sz w:val="18"/>
+              </w:rPr>
+              <w:t>本发明</w:t>
+            </w:r>
+          </w:p>
+        </w:tc>
+        <w:tc>
+          <w:tcPr>
+            <w:tcW w:type="dxa" w:w="1255"/>
+          </w:tcPr>
+          <w:p>
+            <w:pPr>
+              <w:spacing w:after="0"/>
+              <w:jc w:val="center"/>
+            </w:pPr>
+            <w:r/>
+            <w:r>
+              <w:rPr>
+                <w:rFonts w:ascii="Times New Roman" w:hAnsi="Times New Roman" w:eastAsia="宋体"/>
+                <w:b/>
+                <w:i w:val="0"/>
+                <w:sz w:val="18"/>
+              </w:rPr>
+              <w:t>增益</w:t>
+              <w:br/>
+              <w:t>(pp)</w:t>
+            </w:r>
+          </w:p>
+        </w:tc>
+        <w:tc>
+          <w:tcPr>
+            <w:tcW w:type="dxa" w:w="1255"/>
+          </w:tcPr>
+          <w:p>
+            <w:pPr>
+              <w:spacing w:after="0"/>
+              <w:jc w:val="center"/>
+            </w:pPr>
+            <w:r/>
+            <w:r>
+              <w:rPr>
+                <w:rFonts w:ascii="Times New Roman" w:hAnsi="Times New Roman" w:eastAsia="宋体"/>
+                <w:b/>
+                <w:i w:val="0"/>
+                <w:sz w:val="18"/>
+              </w:rPr>
+              <w:t>配对胜负</w:t>
+            </w:r>
+          </w:p>
+        </w:tc>
+        <w:tc>
+          <w:tcPr>
+            <w:tcW w:type="dxa" w:w="1255"/>
+          </w:tcPr>
+          <w:p>
+            <w:pPr>
+              <w:spacing w:after="0"/>
+              <w:jc w:val="center"/>
+            </w:pPr>
+            <w:r/>
+            <w:r>
+              <w:rPr>
+                <w:rFonts w:ascii="Times New Roman" w:hAnsi="Times New Roman" w:eastAsia="宋体"/>
+                <w:b/>
+                <w:i w:val="0"/>
+                <w:sz w:val="18"/>
+              </w:rPr>
+              <w:t>p 值</w:t>
+            </w:r>
+          </w:p>
+        </w:tc>
+      </w:tr>
+      <w:tr>
+        <w:tc>
+          <w:tcPr>
+            <w:tcW w:type="dxa" w:w="1255"/>
+          </w:tcPr>
+          <w:p>
+            <w:pPr>
+              <w:spacing w:after="0"/>
+              <w:jc w:val="center"/>
+            </w:pPr>
+            <w:r/>
+            <w:r>
+              <w:rPr>
+                <w:rFonts w:ascii="Times New Roman" w:hAnsi="Times New Roman" w:eastAsia="宋体"/>
+                <w:b w:val="0"/>
+                <w:i w:val="0"/>
+                <w:sz w:val="18"/>
+              </w:rPr>
+              <w:t>1.00</w:t>
+            </w:r>
+          </w:p>
+        </w:tc>
+        <w:tc>
+          <w:tcPr>
+            <w:tcW w:type="dxa" w:w="1255"/>
+          </w:tcPr>
+          <w:p>
+            <w:pPr>
+              <w:spacing w:after="0"/>
+              <w:jc w:val="center"/>
+            </w:pPr>
+            <w:r/>
+            <w:r>
+              <w:rPr>
+                <w:rFonts w:ascii="Times New Roman" w:hAnsi="Times New Roman" w:eastAsia="宋体"/>
+                <w:b w:val="0"/>
+                <w:i w:val="0"/>
+                <w:sz w:val="18"/>
+              </w:rPr>
+              <w:t>0.990</w:t>
+            </w:r>
+          </w:p>
+        </w:tc>
+        <w:tc>
+          <w:tcPr>
+            <w:tcW w:type="dxa" w:w="1255"/>
+          </w:tcPr>
+          <w:p>
+            <w:pPr>
+              <w:spacing w:after="0"/>
+              <w:jc w:val="center"/>
+            </w:pPr>
+            <w:r/>
+            <w:r>
+              <w:rPr>
+                <w:rFonts w:ascii="Times New Roman" w:hAnsi="Times New Roman" w:eastAsia="宋体"/>
+                <w:b w:val="0"/>
+                <w:i w:val="0"/>
+                <w:sz w:val="18"/>
+              </w:rPr>
+              <w:t>60.0%</w:t>
+            </w:r>
+          </w:p>
+        </w:tc>
+        <w:tc>
+          <w:tcPr>
+            <w:tcW w:type="dxa" w:w="1255"/>
+          </w:tcPr>
+          <w:p>
+            <w:pPr>
+              <w:spacing w:after="0"/>
+              <w:jc w:val="center"/>
+            </w:pPr>
+            <w:r/>
+            <w:r>
+              <w:rPr>
+                <w:rFonts w:ascii="Times New Roman" w:hAnsi="Times New Roman" w:eastAsia="宋体"/>
+                <w:b w:val="0"/>
+                <w:i w:val="0"/>
+                <w:sz w:val="18"/>
+              </w:rPr>
+              <w:t>68.0%</w:t>
+            </w:r>
+          </w:p>
+        </w:tc>
+        <w:tc>
+          <w:tcPr>
+            <w:tcW w:type="dxa" w:w="1255"/>
+          </w:tcPr>
+          <w:p>
+            <w:pPr>
+              <w:spacing w:after="0"/>
+              <w:jc w:val="center"/>
+            </w:pPr>
+            <w:r/>
+            <w:r>
+              <w:rPr>
+                <w:rFonts w:ascii="Times New Roman" w:hAnsi="Times New Roman" w:eastAsia="宋体"/>
+                <w:b w:val="0"/>
+                <w:i w:val="0"/>
+                <w:sz w:val="18"/>
+              </w:rPr>
+              <w:t>+8.0</w:t>
+            </w:r>
+          </w:p>
+        </w:tc>
+        <w:tc>
+          <w:tcPr>
+            <w:tcW w:type="dxa" w:w="1255"/>
+          </w:tcPr>
+          <w:p>
+            <w:pPr>
+              <w:spacing w:after="0"/>
+              <w:jc w:val="center"/>
+            </w:pPr>
+            <w:r/>
+            <w:r>
+              <w:rPr>
+                <w:rFonts w:ascii="Times New Roman" w:hAnsi="Times New Roman" w:eastAsia="宋体"/>
+                <w:b w:val="0"/>
+                <w:i w:val="0"/>
+                <w:sz w:val="18"/>
+              </w:rPr>
+              <w:t>9/1</w:t>
+            </w:r>
+          </w:p>
+        </w:tc>
+        <w:tc>
+          <w:tcPr>
+            <w:tcW w:type="dxa" w:w="1255"/>
+          </w:tcPr>
+          <w:p>
+            <w:pPr>
+              <w:spacing w:after="0"/>
+              <w:jc w:val="center"/>
+            </w:pPr>
+            <w:r/>
+            <w:r>
+              <w:rPr>
+                <w:rFonts w:ascii="Times New Roman" w:hAnsi="Times New Roman" w:eastAsia="宋体"/>
+                <w:b w:val="0"/>
+                <w:i w:val="0"/>
+                <w:sz w:val="18"/>
+              </w:rPr>
+              <w:t>0.021</w:t>
+            </w:r>
+          </w:p>
+        </w:tc>
+      </w:tr>
+      <w:tr>
+        <w:tc>
+          <w:tcPr>
+            <w:tcW w:type="dxa" w:w="1255"/>
+          </w:tcPr>
+          <w:p>
+            <w:pPr>
+              <w:spacing w:after="0"/>
+              <w:jc w:val="center"/>
+            </w:pPr>
+            <w:r/>
+            <w:r>
+              <w:rPr>
+                <w:rFonts w:ascii="Times New Roman" w:hAnsi="Times New Roman" w:eastAsia="宋体"/>
+                <w:b w:val="0"/>
+                <w:i w:val="0"/>
+                <w:sz w:val="18"/>
+              </w:rPr>
+              <w:t>0.94-0.98</w:t>
+            </w:r>
+          </w:p>
+        </w:tc>
+        <w:tc>
+          <w:tcPr>
+            <w:tcW w:type="dxa" w:w="1255"/>
+          </w:tcPr>
+          <w:p>
+            <w:pPr>
+              <w:spacing w:after="0"/>
+              <w:jc w:val="center"/>
+            </w:pPr>
+            <w:r/>
+            <w:r>
+              <w:rPr>
+                <w:rFonts w:ascii="Times New Roman" w:hAnsi="Times New Roman" w:eastAsia="宋体"/>
+                <w:b w:val="0"/>
+                <w:i w:val="0"/>
+                <w:sz w:val="18"/>
+              </w:rPr>
+              <w:t>0.960</w:t>
+            </w:r>
+          </w:p>
+        </w:tc>
+        <w:tc>
+          <w:tcPr>
+            <w:tcW w:type="dxa" w:w="1255"/>
+          </w:tcPr>
+          <w:p>
+            <w:pPr>
+              <w:spacing w:after="0"/>
+              <w:jc w:val="center"/>
+            </w:pPr>
+            <w:r/>
+            <w:r>
+              <w:rPr>
+                <w:rFonts w:ascii="Times New Roman" w:hAnsi="Times New Roman" w:eastAsia="宋体"/>
+                <w:b w:val="0"/>
+                <w:i w:val="0"/>
+                <w:sz w:val="18"/>
+              </w:rPr>
+              <w:t>59.0%</w:t>
+            </w:r>
+          </w:p>
+        </w:tc>
+        <w:tc>
+          <w:tcPr>
+            <w:tcW w:type="dxa" w:w="1255"/>
+          </w:tcPr>
+          <w:p>
+            <w:pPr>
+              <w:spacing w:after="0"/>
+              <w:jc w:val="center"/>
+            </w:pPr>
+            <w:r/>
+            <w:r>
+              <w:rPr>
+                <w:rFonts w:ascii="Times New Roman" w:hAnsi="Times New Roman" w:eastAsia="宋体"/>
+                <w:b w:val="0"/>
+                <w:i w:val="0"/>
+                <w:sz w:val="18"/>
+              </w:rPr>
+              <w:t>61.0%</w:t>
+            </w:r>
+          </w:p>
+        </w:tc>
+        <w:tc>
+          <w:tcPr>
+            <w:tcW w:type="dxa" w:w="1255"/>
+          </w:tcPr>
+          <w:p>
+            <w:pPr>
+              <w:spacing w:after="0"/>
+              <w:jc w:val="center"/>
+            </w:pPr>
+            <w:r/>
+            <w:r>
+              <w:rPr>
+                <w:rFonts w:ascii="Times New Roman" w:hAnsi="Times New Roman" w:eastAsia="宋体"/>
+                <w:b w:val="0"/>
+                <w:i w:val="0"/>
+                <w:sz w:val="18"/>
+              </w:rPr>
+              <w:t>+2.0</w:t>
+            </w:r>
+          </w:p>
+        </w:tc>
+        <w:tc>
+          <w:tcPr>
+            <w:tcW w:type="dxa" w:w="1255"/>
+          </w:tcPr>
+          <w:p>
+            <w:pPr>
+              <w:spacing w:after="0"/>
+              <w:jc w:val="center"/>
+            </w:pPr>
+            <w:r/>
+            <w:r>
+              <w:rPr>
+                <w:rFonts w:ascii="Times New Roman" w:hAnsi="Times New Roman" w:eastAsia="宋体"/>
+                <w:b w:val="0"/>
+                <w:i w:val="0"/>
+                <w:sz w:val="18"/>
+              </w:rPr>
+              <w:t>5/3</w:t>
+            </w:r>
+          </w:p>
+        </w:tc>
+        <w:tc>
+          <w:tcPr>
+            <w:tcW w:type="dxa" w:w="1255"/>
+          </w:tcPr>
+          <w:p>
+            <w:pPr>
+              <w:spacing w:after="0"/>
+              <w:jc w:val="center"/>
+            </w:pPr>
+            <w:r/>
+            <w:r>
+              <w:rPr>
+                <w:rFonts w:ascii="Times New Roman" w:hAnsi="Times New Roman" w:eastAsia="宋体"/>
+                <w:b w:val="0"/>
+                <w:i w:val="0"/>
+                <w:sz w:val="18"/>
+              </w:rPr>
+              <w:t>0.727</w:t>
+            </w:r>
+          </w:p>
+        </w:tc>
+      </w:tr>
+      <w:tr>
+        <w:tc>
+          <w:tcPr>
+            <w:tcW w:type="dxa" w:w="1255"/>
+          </w:tcPr>
+          <w:p>
+            <w:pPr>
+              <w:spacing w:after="0"/>
+              <w:jc w:val="center"/>
+            </w:pPr>
+            <w:r/>
+            <w:r>
+              <w:rPr>
+                <w:rFonts w:ascii="Times New Roman" w:hAnsi="Times New Roman" w:eastAsia="宋体"/>
+                <w:b w:val="0"/>
+                <w:i w:val="0"/>
+                <w:sz w:val="18"/>
+              </w:rPr>
+              <w:t>0.90-0.94</w:t>
+            </w:r>
+          </w:p>
+        </w:tc>
+        <w:tc>
+          <w:tcPr>
+            <w:tcW w:type="dxa" w:w="1255"/>
+          </w:tcPr>
+          <w:p>
+            <w:pPr>
+              <w:spacing w:after="0"/>
+              <w:jc w:val="center"/>
+            </w:pPr>
+            <w:r/>
+            <w:r>
+              <w:rPr>
+                <w:rFonts w:ascii="Times New Roman" w:hAnsi="Times New Roman" w:eastAsia="宋体"/>
+                <w:b w:val="0"/>
+                <w:i w:val="0"/>
+                <w:sz w:val="18"/>
+              </w:rPr>
+              <w:t>0.920</w:t>
+            </w:r>
+          </w:p>
+        </w:tc>
+        <w:tc>
+          <w:tcPr>
+            <w:tcW w:type="dxa" w:w="1255"/>
+          </w:tcPr>
+          <w:p>
+            <w:pPr>
+              <w:spacing w:after="0"/>
+              <w:jc w:val="center"/>
+            </w:pPr>
+            <w:r/>
+            <w:r>
+              <w:rPr>
+                <w:rFonts w:ascii="Times New Roman" w:hAnsi="Times New Roman" w:eastAsia="宋体"/>
+                <w:b w:val="0"/>
+                <w:i w:val="0"/>
+                <w:sz w:val="18"/>
+              </w:rPr>
+              <w:t>50.0%</w:t>
+            </w:r>
+          </w:p>
+        </w:tc>
+        <w:tc>
+          <w:tcPr>
+            <w:tcW w:type="dxa" w:w="1255"/>
+          </w:tcPr>
+          <w:p>
+            <w:pPr>
+              <w:spacing w:after="0"/>
+              <w:jc w:val="center"/>
+            </w:pPr>
+            <w:r/>
+            <w:r>
+              <w:rPr>
+                <w:rFonts w:ascii="Times New Roman" w:hAnsi="Times New Roman" w:eastAsia="宋体"/>
+                <w:b w:val="0"/>
+                <w:i w:val="0"/>
+                <w:sz w:val="18"/>
+              </w:rPr>
+              <w:t>57.0%</w:t>
+            </w:r>
+          </w:p>
+        </w:tc>
+        <w:tc>
+          <w:tcPr>
+            <w:tcW w:type="dxa" w:w="1255"/>
+          </w:tcPr>
+          <w:p>
+            <w:pPr>
+              <w:spacing w:after="0"/>
+              <w:jc w:val="center"/>
+            </w:pPr>
+            <w:r/>
+            <w:r>
+              <w:rPr>
+                <w:rFonts w:ascii="Times New Roman" w:hAnsi="Times New Roman" w:eastAsia="宋体"/>
+                <w:b w:val="0"/>
+                <w:i w:val="0"/>
+                <w:sz w:val="18"/>
+              </w:rPr>
+              <w:t>+7.0</w:t>
+            </w:r>
+          </w:p>
+        </w:tc>
+        <w:tc>
+          <w:tcPr>
+            <w:tcW w:type="dxa" w:w="1255"/>
+          </w:tcPr>
+          <w:p>
+            <w:pPr>
+              <w:spacing w:after="0"/>
+              <w:jc w:val="center"/>
+            </w:pPr>
+            <w:r/>
+            <w:r>
+              <w:rPr>
+                <w:rFonts w:ascii="Times New Roman" w:hAnsi="Times New Roman" w:eastAsia="宋体"/>
+                <w:b w:val="0"/>
+                <w:i w:val="0"/>
+                <w:sz w:val="18"/>
+              </w:rPr>
+              <w:t>9/2</w:t>
+            </w:r>
+          </w:p>
+        </w:tc>
+        <w:tc>
+          <w:tcPr>
+            <w:tcW w:type="dxa" w:w="1255"/>
+          </w:tcPr>
+          <w:p>
+            <w:pPr>
+              <w:spacing w:after="0"/>
+              <w:jc w:val="center"/>
+            </w:pPr>
+            <w:r/>
+            <w:r>
+              <w:rPr>
+                <w:rFonts w:ascii="Times New Roman" w:hAnsi="Times New Roman" w:eastAsia="宋体"/>
+                <w:b w:val="0"/>
+                <w:i w:val="0"/>
+                <w:sz w:val="18"/>
+              </w:rPr>
+              <w:t>0.065</w:t>
+            </w:r>
+          </w:p>
+        </w:tc>
+      </w:tr>
+      <w:tr>
+        <w:tc>
+          <w:tcPr>
+            <w:tcW w:type="dxa" w:w="1255"/>
+          </w:tcPr>
+          <w:p>
+            <w:pPr>
+              <w:spacing w:after="0"/>
+              <w:jc w:val="center"/>
+            </w:pPr>
+            <w:r/>
+            <w:r>
+              <w:rPr>
+                <w:rFonts w:ascii="Times New Roman" w:hAnsi="Times New Roman" w:eastAsia="宋体"/>
+                <w:b w:val="0"/>
+                <w:i w:val="0"/>
+                <w:sz w:val="18"/>
+              </w:rPr>
+              <w:t>0.86-0.90</w:t>
+            </w:r>
+          </w:p>
+        </w:tc>
+        <w:tc>
+          <w:tcPr>
+            <w:tcW w:type="dxa" w:w="1255"/>
+          </w:tcPr>
+          <w:p>
+            <w:pPr>
+              <w:spacing w:after="0"/>
+              <w:jc w:val="center"/>
+            </w:pPr>
+            <w:r/>
+            <w:r>
+              <w:rPr>
+                <w:rFonts w:ascii="Times New Roman" w:hAnsi="Times New Roman" w:eastAsia="宋体"/>
+                <w:b w:val="0"/>
+                <w:i w:val="0"/>
+                <w:sz w:val="18"/>
+              </w:rPr>
+              <w:t>0.880</w:t>
+            </w:r>
+          </w:p>
+        </w:tc>
+        <w:tc>
+          <w:tcPr>
+            <w:tcW w:type="dxa" w:w="1255"/>
+          </w:tcPr>
+          <w:p>
+            <w:pPr>
+              <w:spacing w:after="0"/>
+              <w:jc w:val="center"/>
+            </w:pPr>
+            <w:r/>
+            <w:r>
+              <w:rPr>
+                <w:rFonts w:ascii="Times New Roman" w:hAnsi="Times New Roman" w:eastAsia="宋体"/>
+                <w:b w:val="0"/>
+                <w:i w:val="0"/>
+                <w:sz w:val="18"/>
+              </w:rPr>
+              <w:t>45.0%</w:t>
+            </w:r>
+          </w:p>
+        </w:tc>
+        <w:tc>
+          <w:tcPr>
+            <w:tcW w:type="dxa" w:w="1255"/>
+          </w:tcPr>
+          <w:p>
+            <w:pPr>
+              <w:spacing w:after="0"/>
+              <w:jc w:val="center"/>
+            </w:pPr>
+            <w:r/>
+            <w:r>
+              <w:rPr>
+                <w:rFonts w:ascii="Times New Roman" w:hAnsi="Times New Roman" w:eastAsia="宋体"/>
+                <w:b w:val="0"/>
+                <w:i w:val="0"/>
+                <w:sz w:val="18"/>
+              </w:rPr>
+              <w:t>49.0%</w:t>
+            </w:r>
+          </w:p>
+        </w:tc>
+        <w:tc>
+          <w:tcPr>
+            <w:tcW w:type="dxa" w:w="1255"/>
+          </w:tcPr>
+          <w:p>
+            <w:pPr>
+              <w:spacing w:after="0"/>
+              <w:jc w:val="center"/>
+            </w:pPr>
+            <w:r/>
+            <w:r>
+              <w:rPr>
+                <w:rFonts w:ascii="Times New Roman" w:hAnsi="Times New Roman" w:eastAsia="宋体"/>
+                <w:b w:val="0"/>
+                <w:i w:val="0"/>
+                <w:sz w:val="18"/>
+              </w:rPr>
+              <w:t>+4.0</w:t>
+            </w:r>
+          </w:p>
+        </w:tc>
+        <w:tc>
+          <w:tcPr>
+            <w:tcW w:type="dxa" w:w="1255"/>
+          </w:tcPr>
+          <w:p>
+            <w:pPr>
+              <w:spacing w:after="0"/>
+              <w:jc w:val="center"/>
+            </w:pPr>
+            <w:r/>
+            <w:r>
+              <w:rPr>
+                <w:rFonts w:ascii="Times New Roman" w:hAnsi="Times New Roman" w:eastAsia="宋体"/>
+                <w:b w:val="0"/>
+                <w:i w:val="0"/>
+                <w:sz w:val="18"/>
+              </w:rPr>
+              <w:t>4/0</w:t>
+            </w:r>
+          </w:p>
+        </w:tc>
+        <w:tc>
+          <w:tcPr>
+            <w:tcW w:type="dxa" w:w="1255"/>
+          </w:tcPr>
+          <w:p>
+            <w:pPr>
+              <w:spacing w:after="0"/>
+              <w:jc w:val="center"/>
+            </w:pPr>
+            <w:r/>
+            <w:r>
+              <w:rPr>
+                <w:rFonts w:ascii="Times New Roman" w:hAnsi="Times New Roman" w:eastAsia="宋体"/>
+                <w:b w:val="0"/>
+                <w:i w:val="0"/>
+                <w:sz w:val="18"/>
+              </w:rPr>
+              <w:t>0.125</w:t>
+            </w:r>
+          </w:p>
+        </w:tc>
+      </w:tr>
+      <w:tr>
+        <w:tc>
+          <w:tcPr>
+            <w:tcW w:type="dxa" w:w="1255"/>
+          </w:tcPr>
+          <w:p>
+            <w:pPr>
+              <w:spacing w:after="0"/>
+              <w:jc w:val="center"/>
+            </w:pPr>
+            <w:r/>
+            <w:r>
+              <w:rPr>
+                <w:rFonts w:ascii="Times New Roman" w:hAnsi="Times New Roman" w:eastAsia="宋体"/>
+                <w:b w:val="0"/>
+                <w:i w:val="0"/>
+                <w:sz w:val="18"/>
+              </w:rPr>
+              <w:t>0.82-0.86</w:t>
+            </w:r>
+          </w:p>
+        </w:tc>
+        <w:tc>
+          <w:tcPr>
+            <w:tcW w:type="dxa" w:w="1255"/>
+          </w:tcPr>
+          <w:p>
+            <w:pPr>
+              <w:spacing w:after="0"/>
+              <w:jc w:val="center"/>
+            </w:pPr>
+            <w:r/>
+            <w:r>
+              <w:rPr>
+                <w:rFonts w:ascii="Times New Roman" w:hAnsi="Times New Roman" w:eastAsia="宋体"/>
+                <w:b w:val="0"/>
+                <w:i w:val="0"/>
+                <w:sz w:val="18"/>
+              </w:rPr>
+              <w:t>0.840</w:t>
+            </w:r>
+          </w:p>
+        </w:tc>
+        <w:tc>
+          <w:tcPr>
+            <w:tcW w:type="dxa" w:w="1255"/>
+          </w:tcPr>
+          <w:p>
+            <w:pPr>
+              <w:spacing w:after="0"/>
+              <w:jc w:val="center"/>
+            </w:pPr>
+            <w:r/>
+            <w:r>
+              <w:rPr>
+                <w:rFonts w:ascii="Times New Roman" w:hAnsi="Times New Roman" w:eastAsia="宋体"/>
+                <w:b w:val="0"/>
+                <w:i w:val="0"/>
+                <w:sz w:val="18"/>
+              </w:rPr>
+              <w:t>37.0%</w:t>
+            </w:r>
+          </w:p>
+        </w:tc>
+        <w:tc>
+          <w:tcPr>
+            <w:tcW w:type="dxa" w:w="1255"/>
+          </w:tcPr>
+          <w:p>
+            <w:pPr>
+              <w:spacing w:after="0"/>
+              <w:jc w:val="center"/>
+            </w:pPr>
+            <w:r/>
+            <w:r>
+              <w:rPr>
+                <w:rFonts w:ascii="Times New Roman" w:hAnsi="Times New Roman" w:eastAsia="宋体"/>
+                <w:b w:val="0"/>
+                <w:i w:val="0"/>
+                <w:sz w:val="18"/>
+              </w:rPr>
+              <w:t>43.0%</w:t>
+            </w:r>
+          </w:p>
+        </w:tc>
+        <w:tc>
+          <w:tcPr>
+            <w:tcW w:type="dxa" w:w="1255"/>
+          </w:tcPr>
+          <w:p>
+            <w:pPr>
+              <w:spacing w:after="0"/>
+              <w:jc w:val="center"/>
+            </w:pPr>
+            <w:r/>
+            <w:r>
+              <w:rPr>
+                <w:rFonts w:ascii="Times New Roman" w:hAnsi="Times New Roman" w:eastAsia="宋体"/>
+                <w:b w:val="0"/>
+                <w:i w:val="0"/>
+                <w:sz w:val="18"/>
+              </w:rPr>
+              <w:t>+6.0</w:t>
+            </w:r>
+          </w:p>
+        </w:tc>
+        <w:tc>
+          <w:tcPr>
+            <w:tcW w:type="dxa" w:w="1255"/>
+          </w:tcPr>
+          <w:p>
+            <w:pPr>
+              <w:spacing w:after="0"/>
+              <w:jc w:val="center"/>
+            </w:pPr>
+            <w:r/>
+            <w:r>
+              <w:rPr>
+                <w:rFonts w:ascii="Times New Roman" w:hAnsi="Times New Roman" w:eastAsia="宋体"/>
+                <w:b w:val="0"/>
+                <w:i w:val="0"/>
+                <w:sz w:val="18"/>
+              </w:rPr>
+              <w:t>8/2</w:t>
+            </w:r>
+          </w:p>
+        </w:tc>
+        <w:tc>
+          <w:tcPr>
+            <w:tcW w:type="dxa" w:w="1255"/>
+          </w:tcPr>
+          <w:p>
+            <w:pPr>
+              <w:spacing w:after="0"/>
+              <w:jc w:val="center"/>
+            </w:pPr>
+            <w:r/>
+            <w:r>
+              <w:rPr>
+                <w:rFonts w:ascii="Times New Roman" w:hAnsi="Times New Roman" w:eastAsia="宋体"/>
+                <w:b w:val="0"/>
+                <w:i w:val="0"/>
+                <w:sz w:val="18"/>
+              </w:rPr>
+              <w:t>0.109</w:t>
+            </w:r>
+          </w:p>
+        </w:tc>
+      </w:tr>
+      <w:tr>
+        <w:tc>
+          <w:tcPr>
+            <w:tcW w:type="dxa" w:w="1255"/>
+          </w:tcPr>
+          <w:p>
+            <w:pPr>
+              <w:spacing w:after="0"/>
+              <w:jc w:val="center"/>
+            </w:pPr>
+            <w:r/>
+            <w:r>
+              <w:rPr>
+                <w:rFonts w:ascii="Times New Roman" w:hAnsi="Times New Roman" w:eastAsia="宋体"/>
+                <w:b w:val="0"/>
+                <w:i w:val="0"/>
+                <w:sz w:val="18"/>
+              </w:rPr>
+              <w:t>0.74-0.82</w:t>
+            </w:r>
+          </w:p>
+        </w:tc>
+        <w:tc>
+          <w:tcPr>
+            <w:tcW w:type="dxa" w:w="1255"/>
+          </w:tcPr>
+          <w:p>
+            <w:pPr>
+              <w:spacing w:after="0"/>
+              <w:jc w:val="center"/>
+            </w:pPr>
+            <w:r/>
+            <w:r>
+              <w:rPr>
+                <w:rFonts w:ascii="Times New Roman" w:hAnsi="Times New Roman" w:eastAsia="宋体"/>
+                <w:b w:val="0"/>
+                <w:i w:val="0"/>
+                <w:sz w:val="18"/>
+              </w:rPr>
+              <w:t>0.780</w:t>
+            </w:r>
+          </w:p>
+        </w:tc>
+        <w:tc>
+          <w:tcPr>
+            <w:tcW w:type="dxa" w:w="1255"/>
+          </w:tcPr>
+          <w:p>
+            <w:pPr>
+              <w:spacing w:after="0"/>
+              <w:jc w:val="center"/>
+            </w:pPr>
+            <w:r/>
+            <w:r>
+              <w:rPr>
+                <w:rFonts w:ascii="Times New Roman" w:hAnsi="Times New Roman" w:eastAsia="宋体"/>
+                <w:b w:val="0"/>
+                <w:i w:val="0"/>
+                <w:sz w:val="18"/>
+              </w:rPr>
+              <w:t>1.0%</w:t>
+            </w:r>
+          </w:p>
+        </w:tc>
+        <w:tc>
+          <w:tcPr>
+            <w:tcW w:type="dxa" w:w="1255"/>
+          </w:tcPr>
+          <w:p>
+            <w:pPr>
+              <w:spacing w:after="0"/>
+              <w:jc w:val="center"/>
+            </w:pPr>
+            <w:r/>
+            <w:r>
+              <w:rPr>
+                <w:rFonts w:ascii="Times New Roman" w:hAnsi="Times New Roman" w:eastAsia="宋体"/>
+                <w:b w:val="0"/>
+                <w:i w:val="0"/>
+                <w:sz w:val="18"/>
+              </w:rPr>
+              <w:t>7.0%</w:t>
+            </w:r>
+          </w:p>
+        </w:tc>
+        <w:tc>
+          <w:tcPr>
+            <w:tcW w:type="dxa" w:w="1255"/>
+          </w:tcPr>
+          <w:p>
+            <w:pPr>
+              <w:spacing w:after="0"/>
+              <w:jc w:val="center"/>
+            </w:pPr>
+            <w:r/>
+            <w:r>
+              <w:rPr>
+                <w:rFonts w:ascii="Times New Roman" w:hAnsi="Times New Roman" w:eastAsia="宋体"/>
+                <w:b w:val="0"/>
+                <w:i w:val="0"/>
+                <w:sz w:val="18"/>
+              </w:rPr>
+              <w:t>+6.0</w:t>
+            </w:r>
+          </w:p>
+        </w:tc>
+        <w:tc>
+          <w:tcPr>
+            <w:tcW w:type="dxa" w:w="1255"/>
+          </w:tcPr>
+          <w:p>
+            <w:pPr>
+              <w:spacing w:after="0"/>
+              <w:jc w:val="center"/>
+            </w:pPr>
+            <w:r/>
+            <w:r>
+              <w:rPr>
+                <w:rFonts w:ascii="Times New Roman" w:hAnsi="Times New Roman" w:eastAsia="宋体"/>
+                <w:b w:val="0"/>
+                <w:i w:val="0"/>
+                <w:sz w:val="18"/>
+              </w:rPr>
+              <w:t>7/1</w:t>
+            </w:r>
+          </w:p>
+        </w:tc>
+        <w:tc>
+          <w:tcPr>
+            <w:tcW w:type="dxa" w:w="1255"/>
+          </w:tcPr>
+          <w:p>
+            <w:pPr>
+              <w:spacing w:after="0"/>
+              <w:jc w:val="center"/>
+            </w:pPr>
+            <w:r/>
+            <w:r>
+              <w:rPr>
+                <w:rFonts w:ascii="Times New Roman" w:hAnsi="Times New Roman" w:eastAsia="宋体"/>
+                <w:b w:val="0"/>
+                <w:i w:val="0"/>
+                <w:sz w:val="18"/>
+              </w:rPr>
+              <w:t>0.070</w:t>
+            </w:r>
+          </w:p>
+        </w:tc>
+      </w:tr>
+    </w:tbl>
+    <w:p>
+      <w:pPr>
+        <w:spacing w:after="80"/>
+      </w:pPr>
+    </w:p>
+    <w:p>
+      <w:pPr>
+        <w:spacing w:after="120" w:before="0" w:line="360" w:lineRule="auto"/>
+        <w:ind w:firstLine="420"/>
+      </w:pPr>
+      <w:r>
+        <w:rPr>
+          <w:rFonts w:ascii="Times New Roman" w:hAnsi="Times New Roman" w:eastAsia="宋体"/>
+          <w:b w:val="0"/>
+          <w:i w:val="0"/>
+          <w:sz w:val="21"/>
+        </w:rPr>
+        <w:t>由表 6 可见，在全部六个推力退化区间上本发明均不劣于基线（增益 +2.0 至 +8.0 个百分点，合计 5.5 个百分点），其中标称推力区间（推力比约 1.00）的增益为 +8.0 个百分点、配对胜负为 9:1、p 值约 0.02，达到统计显著；在推力比降至约 0.84 时基线成功率已跌至 37%，本发明仍高出 6 个百分点。这说明本发明的收益并非仅来自某一特定工况，而是在整个可行包线上一致地抬升成功率，且其残差指令幅度在各带间基本恒定（约 0.24–0.26 m/s²），表明策略学到的是与工况无关的稳健修正，而非对单一扰动的过拟合。</w:t>
+      </w:r>
+    </w:p>
+    <w:p>
+      <w:pPr>
+        <w:spacing w:after="120" w:before="0" w:line="360" w:lineRule="auto"/>
+        <w:ind w:firstLine="420"/>
+      </w:pPr>
+      <w:r>
+        <w:rPr>
+          <w:rFonts w:ascii="Times New Roman" w:hAnsi="Times New Roman" w:eastAsia="宋体"/>
+          <w:b w:val="0"/>
+          <w:i w:val="0"/>
+          <w:sz w:val="21"/>
+        </w:rPr>
+        <w:t>当推力比进一步降至 0.82 以下时，两控制器的成功率都趋近于零，因为此时发动机推力已不足以在剩余高度内排空下沉速度，该区间已超出任务可行域，属于物理不可达工况而非控制器缺陷。</w:t>
+      </w:r>
+    </w:p>
+    <w:p>
+      <w:pPr>
+        <w:spacing w:after="120" w:before="0" w:line="360" w:lineRule="auto"/>
+        <w:ind w:firstLine="420"/>
+      </w:pPr>
+      <w:r>
+        <w:rPr>
+          <w:rFonts w:ascii="Times New Roman" w:hAnsi="Times New Roman" w:eastAsia="宋体"/>
+          <w:b w:val="0"/>
+          <w:i w:val="0"/>
+          <w:sz w:val="21"/>
+        </w:rPr>
+        <w:t>图 14 给出对应的成功率曲线与增益柱状图。</w:t>
+      </w:r>
+    </w:p>
+    <w:p>
+      <w:pPr>
         <w:spacing w:after="120" w:before="0" w:line="360" w:lineRule="auto"/>
         <w:ind w:firstLine="420"/>
       </w:pPr>
@@ -6015,6 +7185,61 @@
           <w:sz w:val="18"/>
         </w:rPr>
         <w:t>图 13  可视化仿真系统运行界面</w:t>
+      </w:r>
+    </w:p>
+    <w:p>
+      <w:pPr>
+        <w:spacing w:before="160" w:after="60"/>
+        <w:jc w:val="center"/>
+      </w:pPr>
+      <w:r>
+        <w:drawing>
+          <wp:inline xmlns:a="http://schemas.openxmlformats.org/drawingml/2006/main" xmlns:pic="http://schemas.openxmlformats.org/drawingml/2006/picture">
+            <wp:extent cx="5580000" cy="1905117"/>
+            <wp:docPr id="14" name="Picture 14"/>
+            <wp:cNvGraphicFramePr>
+              <a:graphicFrameLocks noChangeAspect="1"/>
+            </wp:cNvGraphicFramePr>
+            <a:graphic>
+              <a:graphicData uri="http://schemas.openxmlformats.org/drawingml/2006/picture">
+                <pic:pic>
+                  <pic:nvPicPr>
+                    <pic:cNvPr id="0" name="fig14_degradation.png"/>
+                    <pic:cNvPicPr/>
+                  </pic:nvPicPr>
+                  <pic:blipFill>
+                    <a:blip r:embed="rId22"/>
+                    <a:stretch>
+                      <a:fillRect/>
+                    </a:stretch>
+                  </pic:blipFill>
+                  <pic:spPr>
+                    <a:xfrm>
+                      <a:off x="0" y="0"/>
+                      <a:ext cx="5580000" cy="1905117"/>
+                    </a:xfrm>
+                    <a:prstGeom prst="rect"/>
+                  </pic:spPr>
+                </pic:pic>
+              </a:graphicData>
+            </a:graphic>
+          </wp:inline>
+        </w:drawing>
+      </w:r>
+    </w:p>
+    <w:p>
+      <w:pPr>
+        <w:spacing w:after="200"/>
+        <w:jc w:val="center"/>
+      </w:pPr>
+      <w:r>
+        <w:rPr>
+          <w:rFonts w:ascii="Times New Roman" w:hAnsi="Times New Roman" w:eastAsia="宋体"/>
+          <w:b w:val="0"/>
+          <w:i w:val="0"/>
+          <w:sz w:val="18"/>
+        </w:rPr>
+        <w:t>图 14  不同推力退化程度下的分层成功率对比</w:t>
       </w:r>
     </w:p>
     <w:sectPr>
